--- a/output/投研舆情晨报_2026-10-10.docx
+++ b/output/投研舆情晨报_2026-10-10.docx
@@ -19,7 +19,7 @@
           <w:color w:val="8A939E"/>
           <w:sz w:val="18"/>
         </w:rPr>
-        <w:t>覆盖 6 家媒体 · 入库 14,140 条 · 去重后 2,181 条 · 识别热点 64 个</w:t>
+        <w:t>覆盖 6 家媒体 · 入库 14,350 条 · 去重后 2,148 条 · 识别热点 67 个</w:t>
       </w:r>
     </w:p>
     <w:p>
@@ -126,69 +126,7 @@
           </w:tcPr>
           <w:p>
             <w:r>
-              <w:t>0.827</w:t>
-            </w:r>
-          </w:p>
-        </w:tc>
-        <w:tc>
-          <w:tcPr>
-            <w:tcW w:type="dxa" w:w="1440"/>
-          </w:tcPr>
-          <w:p>
-            <w:r>
-              <w:t>爆点</w:t>
-            </w:r>
-          </w:p>
-        </w:tc>
-        <w:tc>
-          <w:tcPr>
-            <w:tcW w:type="dxa" w:w="1440"/>
-          </w:tcPr>
-          <w:p>
-            <w:r>
-              <w:t>汽车出行</w:t>
-            </w:r>
-          </w:p>
-        </w:tc>
-        <w:tc>
-          <w:tcPr>
-            <w:tcW w:type="dxa" w:w="1440"/>
-          </w:tcPr>
-          <w:p>
-            <w:r>
-              <w:t>江淮汽车打开跌停板，跌7.97%！制动系统厂家董事长称是试车</w:t>
-            </w:r>
-          </w:p>
-        </w:tc>
-        <w:tc>
-          <w:tcPr>
-            <w:tcW w:type="dxa" w:w="1440"/>
-          </w:tcPr>
-          <w:p>
-            <w:r>
-              <w:t>27/3</w:t>
-            </w:r>
-          </w:p>
-        </w:tc>
-      </w:tr>
-      <w:tr>
-        <w:tc>
-          <w:tcPr>
-            <w:tcW w:type="dxa" w:w="1440"/>
-          </w:tcPr>
-          <w:p>
-            <w:r>
-              <w:t>2</w:t>
-            </w:r>
-          </w:p>
-        </w:tc>
-        <w:tc>
-          <w:tcPr>
-            <w:tcW w:type="dxa" w:w="1440"/>
-          </w:tcPr>
-          <w:p>
-            <w:r>
-              <w:t>0.698</w:t>
+              <w:t>0.746</w:t>
             </w:r>
           </w:p>
         </w:tc>
@@ -240,7 +178,7 @@
           </w:tcPr>
           <w:p>
             <w:r>
-              <w:t>3</w:t>
+              <w:t>2</w:t>
             </w:r>
           </w:p>
         </w:tc>
@@ -250,131 +188,7 @@
           </w:tcPr>
           <w:p>
             <w:r>
-              <w:t>0.695</w:t>
-            </w:r>
-          </w:p>
-        </w:tc>
-        <w:tc>
-          <w:tcPr>
-            <w:tcW w:type="dxa" w:w="1440"/>
-          </w:tcPr>
-          <w:p>
-            <w:r>
-              <w:t>爆点</w:t>
-            </w:r>
-          </w:p>
-        </w:tc>
-        <w:tc>
-          <w:tcPr>
-            <w:tcW w:type="dxa" w:w="1440"/>
-          </w:tcPr>
-          <w:p>
-            <w:r>
-              <w:t>大宗与能化</w:t>
-            </w:r>
-          </w:p>
-        </w:tc>
-        <w:tc>
-          <w:tcPr>
-            <w:tcW w:type="dxa" w:w="1440"/>
-          </w:tcPr>
-          <w:p>
-            <w:r>
-              <w:t>内盘商品期货开盘，沪锡跌近5%，碳酸锂跌超3%，乙二醇（EG</w:t>
-            </w:r>
-          </w:p>
-        </w:tc>
-        <w:tc>
-          <w:tcPr>
-            <w:tcW w:type="dxa" w:w="1440"/>
-          </w:tcPr>
-          <w:p>
-            <w:r>
-              <w:t>13/3</w:t>
-            </w:r>
-          </w:p>
-        </w:tc>
-      </w:tr>
-      <w:tr>
-        <w:tc>
-          <w:tcPr>
-            <w:tcW w:type="dxa" w:w="1440"/>
-          </w:tcPr>
-          <w:p>
-            <w:r>
-              <w:t>4</w:t>
-            </w:r>
-          </w:p>
-        </w:tc>
-        <w:tc>
-          <w:tcPr>
-            <w:tcW w:type="dxa" w:w="1440"/>
-          </w:tcPr>
-          <w:p>
-            <w:r>
-              <w:t>0.680</w:t>
-            </w:r>
-          </w:p>
-        </w:tc>
-        <w:tc>
-          <w:tcPr>
-            <w:tcW w:type="dxa" w:w="1440"/>
-          </w:tcPr>
-          <w:p>
-            <w:r>
-              <w:t>爆点</w:t>
-            </w:r>
-          </w:p>
-        </w:tc>
-        <w:tc>
-          <w:tcPr>
-            <w:tcW w:type="dxa" w:w="1440"/>
-          </w:tcPr>
-          <w:p>
-            <w:r>
-              <w:t>综合</w:t>
-            </w:r>
-          </w:p>
-        </w:tc>
-        <w:tc>
-          <w:tcPr>
-            <w:tcW w:type="dxa" w:w="1440"/>
-          </w:tcPr>
-          <w:p>
-            <w:r>
-              <w:t>理响中国·聚焦2026中国经济丨出行热、消费旺、文旅火 四组</w:t>
-            </w:r>
-          </w:p>
-        </w:tc>
-        <w:tc>
-          <w:tcPr>
-            <w:tcW w:type="dxa" w:w="1440"/>
-          </w:tcPr>
-          <w:p>
-            <w:r>
-              <w:t>19/2</w:t>
-            </w:r>
-          </w:p>
-        </w:tc>
-      </w:tr>
-      <w:tr>
-        <w:tc>
-          <w:tcPr>
-            <w:tcW w:type="dxa" w:w="1440"/>
-          </w:tcPr>
-          <w:p>
-            <w:r>
-              <w:t>5</w:t>
-            </w:r>
-          </w:p>
-        </w:tc>
-        <w:tc>
-          <w:tcPr>
-            <w:tcW w:type="dxa" w:w="1440"/>
-          </w:tcPr>
-          <w:p>
-            <w:r>
-              <w:t>0.664</w:t>
+              <w:t>0.711</w:t>
             </w:r>
           </w:p>
         </w:tc>
@@ -426,7 +240,7 @@
           </w:tcPr>
           <w:p>
             <w:r>
-              <w:t>6</w:t>
+              <w:t>3</w:t>
             </w:r>
           </w:p>
         </w:tc>
@@ -436,7 +250,69 @@
           </w:tcPr>
           <w:p>
             <w:r>
-              <w:t>0.645</w:t>
+              <w:t>0.700</w:t>
+            </w:r>
+          </w:p>
+        </w:tc>
+        <w:tc>
+          <w:tcPr>
+            <w:tcW w:type="dxa" w:w="1440"/>
+          </w:tcPr>
+          <w:p>
+            <w:r>
+              <w:t>爆点</w:t>
+            </w:r>
+          </w:p>
+        </w:tc>
+        <w:tc>
+          <w:tcPr>
+            <w:tcW w:type="dxa" w:w="1440"/>
+          </w:tcPr>
+          <w:p>
+            <w:r>
+              <w:t>综合</w:t>
+            </w:r>
+          </w:p>
+        </w:tc>
+        <w:tc>
+          <w:tcPr>
+            <w:tcW w:type="dxa" w:w="1440"/>
+          </w:tcPr>
+          <w:p>
+            <w:r>
+              <w:t>江淮汽车打开跌停板，跌7.97%！制动系统厂家董事长称是试车</w:t>
+            </w:r>
+          </w:p>
+        </w:tc>
+        <w:tc>
+          <w:tcPr>
+            <w:tcW w:type="dxa" w:w="1440"/>
+          </w:tcPr>
+          <w:p>
+            <w:r>
+              <w:t>17/3</w:t>
+            </w:r>
+          </w:p>
+        </w:tc>
+      </w:tr>
+      <w:tr>
+        <w:tc>
+          <w:tcPr>
+            <w:tcW w:type="dxa" w:w="1440"/>
+          </w:tcPr>
+          <w:p>
+            <w:r>
+              <w:t>4</w:t>
+            </w:r>
+          </w:p>
+        </w:tc>
+        <w:tc>
+          <w:tcPr>
+            <w:tcW w:type="dxa" w:w="1440"/>
+          </w:tcPr>
+          <w:p>
+            <w:r>
+              <w:t>0.647</w:t>
             </w:r>
           </w:p>
         </w:tc>
@@ -466,7 +342,7 @@
           </w:tcPr>
           <w:p>
             <w:r>
-              <w:t>上证指数开盘报3804.09点，跌0.21%。 深证成指开盘</w:t>
+              <w:t>中概股深夜爆发，小米涨超9%，美股光通信股走强，Lument</w:t>
             </w:r>
           </w:p>
         </w:tc>
@@ -476,7 +352,131 @@
           </w:tcPr>
           <w:p>
             <w:r>
-              <w:t>11/3</w:t>
+              <w:t>8/3</w:t>
+            </w:r>
+          </w:p>
+        </w:tc>
+      </w:tr>
+      <w:tr>
+        <w:tc>
+          <w:tcPr>
+            <w:tcW w:type="dxa" w:w="1440"/>
+          </w:tcPr>
+          <w:p>
+            <w:r>
+              <w:t>5</w:t>
+            </w:r>
+          </w:p>
+        </w:tc>
+        <w:tc>
+          <w:tcPr>
+            <w:tcW w:type="dxa" w:w="1440"/>
+          </w:tcPr>
+          <w:p>
+            <w:r>
+              <w:t>0.611</w:t>
+            </w:r>
+          </w:p>
+        </w:tc>
+        <w:tc>
+          <w:tcPr>
+            <w:tcW w:type="dxa" w:w="1440"/>
+          </w:tcPr>
+          <w:p>
+            <w:r>
+              <w:t>爆点</w:t>
+            </w:r>
+          </w:p>
+        </w:tc>
+        <w:tc>
+          <w:tcPr>
+            <w:tcW w:type="dxa" w:w="1440"/>
+          </w:tcPr>
+          <w:p>
+            <w:r>
+              <w:t>国际市场</w:t>
+            </w:r>
+          </w:p>
+        </w:tc>
+        <w:tc>
+          <w:tcPr>
+            <w:tcW w:type="dxa" w:w="1440"/>
+          </w:tcPr>
+          <w:p>
+            <w:r>
+              <w:t>飓风“伊萨亚斯”逼近美国海岸，墨西哥湾近63%海上原油产量暂</w:t>
+            </w:r>
+          </w:p>
+        </w:tc>
+        <w:tc>
+          <w:tcPr>
+            <w:tcW w:type="dxa" w:w="1440"/>
+          </w:tcPr>
+          <w:p>
+            <w:r>
+              <w:t>8/2</w:t>
+            </w:r>
+          </w:p>
+        </w:tc>
+      </w:tr>
+      <w:tr>
+        <w:tc>
+          <w:tcPr>
+            <w:tcW w:type="dxa" w:w="1440"/>
+          </w:tcPr>
+          <w:p>
+            <w:r>
+              <w:t>6</w:t>
+            </w:r>
+          </w:p>
+        </w:tc>
+        <w:tc>
+          <w:tcPr>
+            <w:tcW w:type="dxa" w:w="1440"/>
+          </w:tcPr>
+          <w:p>
+            <w:r>
+              <w:t>0.597</w:t>
+            </w:r>
+          </w:p>
+        </w:tc>
+        <w:tc>
+          <w:tcPr>
+            <w:tcW w:type="dxa" w:w="1440"/>
+          </w:tcPr>
+          <w:p>
+            <w:r>
+              <w:t>爆点</w:t>
+            </w:r>
+          </w:p>
+        </w:tc>
+        <w:tc>
+          <w:tcPr>
+            <w:tcW w:type="dxa" w:w="1440"/>
+          </w:tcPr>
+          <w:p>
+            <w:r>
+              <w:t>综合</w:t>
+            </w:r>
+          </w:p>
+        </w:tc>
+        <w:tc>
+          <w:tcPr>
+            <w:tcW w:type="dxa" w:w="1440"/>
+          </w:tcPr>
+          <w:p>
+            <w:r>
+              <w:t>视频 | 猪后鞘肉抗生素超标37倍，双汇及子公司被罚近700</w:t>
+            </w:r>
+          </w:p>
+        </w:tc>
+        <w:tc>
+          <w:tcPr>
+            <w:tcW w:type="dxa" w:w="1440"/>
+          </w:tcPr>
+          <w:p>
+            <w:r>
+              <w:t>16/2</w:t>
             </w:r>
           </w:p>
         </w:tc>
@@ -498,7 +498,131 @@
           </w:tcPr>
           <w:p>
             <w:r>
-              <w:t>0.645</w:t>
+              <w:t>0.595</w:t>
+            </w:r>
+          </w:p>
+        </w:tc>
+        <w:tc>
+          <w:tcPr>
+            <w:tcW w:type="dxa" w:w="1440"/>
+          </w:tcPr>
+          <w:p>
+            <w:r>
+              <w:t>高热</w:t>
+            </w:r>
+          </w:p>
+        </w:tc>
+        <w:tc>
+          <w:tcPr>
+            <w:tcW w:type="dxa" w:w="1440"/>
+          </w:tcPr>
+          <w:p>
+            <w:r>
+              <w:t>综合</w:t>
+            </w:r>
+          </w:p>
+        </w:tc>
+        <w:tc>
+          <w:tcPr>
+            <w:tcW w:type="dxa" w:w="1440"/>
+          </w:tcPr>
+          <w:p>
+            <w:r>
+              <w:t>理响中国·聚焦2026中国经济丨出行热、消费旺、文旅火 四组</w:t>
+            </w:r>
+          </w:p>
+        </w:tc>
+        <w:tc>
+          <w:tcPr>
+            <w:tcW w:type="dxa" w:w="1440"/>
+          </w:tcPr>
+          <w:p>
+            <w:r>
+              <w:t>14/2</w:t>
+            </w:r>
+          </w:p>
+        </w:tc>
+      </w:tr>
+      <w:tr>
+        <w:tc>
+          <w:tcPr>
+            <w:tcW w:type="dxa" w:w="1440"/>
+          </w:tcPr>
+          <w:p>
+            <w:r>
+              <w:t>8</w:t>
+            </w:r>
+          </w:p>
+        </w:tc>
+        <w:tc>
+          <w:tcPr>
+            <w:tcW w:type="dxa" w:w="1440"/>
+          </w:tcPr>
+          <w:p>
+            <w:r>
+              <w:t>0.588</w:t>
+            </w:r>
+          </w:p>
+        </w:tc>
+        <w:tc>
+          <w:tcPr>
+            <w:tcW w:type="dxa" w:w="1440"/>
+          </w:tcPr>
+          <w:p>
+            <w:r>
+              <w:t>高热</w:t>
+            </w:r>
+          </w:p>
+        </w:tc>
+        <w:tc>
+          <w:tcPr>
+            <w:tcW w:type="dxa" w:w="1440"/>
+          </w:tcPr>
+          <w:p>
+            <w:r>
+              <w:t>大宗与能化</w:t>
+            </w:r>
+          </w:p>
+        </w:tc>
+        <w:tc>
+          <w:tcPr>
+            <w:tcW w:type="dxa" w:w="1440"/>
+          </w:tcPr>
+          <w:p>
+            <w:r>
+              <w:t>橡胶价格创九年来新高 原因找到了；有上市公司三日两板 轮胎公</w:t>
+            </w:r>
+          </w:p>
+        </w:tc>
+        <w:tc>
+          <w:tcPr>
+            <w:tcW w:type="dxa" w:w="1440"/>
+          </w:tcPr>
+          <w:p>
+            <w:r>
+              <w:t>5/3</w:t>
+            </w:r>
+          </w:p>
+        </w:tc>
+      </w:tr>
+      <w:tr>
+        <w:tc>
+          <w:tcPr>
+            <w:tcW w:type="dxa" w:w="1440"/>
+          </w:tcPr>
+          <w:p>
+            <w:r>
+              <w:t>9</w:t>
+            </w:r>
+          </w:p>
+        </w:tc>
+        <w:tc>
+          <w:tcPr>
+            <w:tcW w:type="dxa" w:w="1440"/>
+          </w:tcPr>
+          <w:p>
+            <w:r>
+              <w:t>0.585</w:t>
             </w:r>
           </w:p>
         </w:tc>
@@ -528,7 +652,7 @@
           </w:tcPr>
           <w:p>
             <w:r>
-              <w:t>中概股深夜爆发，小米涨超9%，美股光通信股走强，Lument</w:t>
+              <w:t>毛利率91%的企查查 为什么撤下IPO？</w:t>
             </w:r>
           </w:p>
         </w:tc>
@@ -538,131 +662,7 @@
           </w:tcPr>
           <w:p>
             <w:r>
-              <w:t>11/3</w:t>
-            </w:r>
-          </w:p>
-        </w:tc>
-      </w:tr>
-      <w:tr>
-        <w:tc>
-          <w:tcPr>
-            <w:tcW w:type="dxa" w:w="1440"/>
-          </w:tcPr>
-          <w:p>
-            <w:r>
-              <w:t>8</w:t>
-            </w:r>
-          </w:p>
-        </w:tc>
-        <w:tc>
-          <w:tcPr>
-            <w:tcW w:type="dxa" w:w="1440"/>
-          </w:tcPr>
-          <w:p>
-            <w:r>
-              <w:t>0.627</w:t>
-            </w:r>
-          </w:p>
-        </w:tc>
-        <w:tc>
-          <w:tcPr>
-            <w:tcW w:type="dxa" w:w="1440"/>
-          </w:tcPr>
-          <w:p>
-            <w:r>
-              <w:t>高热</w:t>
-            </w:r>
-          </w:p>
-        </w:tc>
-        <w:tc>
-          <w:tcPr>
-            <w:tcW w:type="dxa" w:w="1440"/>
-          </w:tcPr>
-          <w:p>
-            <w:r>
-              <w:t>宏观政策</w:t>
-            </w:r>
-          </w:p>
-        </w:tc>
-        <w:tc>
-          <w:tcPr>
-            <w:tcW w:type="dxa" w:w="1440"/>
-          </w:tcPr>
-          <w:p>
-            <w:r>
-              <w:t>中国央行：2005年汇改以来人民币对美元汇率累计升值23%</w:t>
-            </w:r>
-          </w:p>
-        </w:tc>
-        <w:tc>
-          <w:tcPr>
-            <w:tcW w:type="dxa" w:w="1440"/>
-          </w:tcPr>
-          <w:p>
-            <w:r>
-              <w:t>10/2</w:t>
-            </w:r>
-          </w:p>
-        </w:tc>
-      </w:tr>
-      <w:tr>
-        <w:tc>
-          <w:tcPr>
-            <w:tcW w:type="dxa" w:w="1440"/>
-          </w:tcPr>
-          <w:p>
-            <w:r>
-              <w:t>9</w:t>
-            </w:r>
-          </w:p>
-        </w:tc>
-        <w:tc>
-          <w:tcPr>
-            <w:tcW w:type="dxa" w:w="1440"/>
-          </w:tcPr>
-          <w:p>
-            <w:r>
-              <w:t>0.562</w:t>
-            </w:r>
-          </w:p>
-        </w:tc>
-        <w:tc>
-          <w:tcPr>
-            <w:tcW w:type="dxa" w:w="1440"/>
-          </w:tcPr>
-          <w:p>
-            <w:r>
-              <w:t>高热</w:t>
-            </w:r>
-          </w:p>
-        </w:tc>
-        <w:tc>
-          <w:tcPr>
-            <w:tcW w:type="dxa" w:w="1440"/>
-          </w:tcPr>
-          <w:p>
-            <w:r>
-              <w:t>大宗与能化</w:t>
-            </w:r>
-          </w:p>
-        </w:tc>
-        <w:tc>
-          <w:tcPr>
-            <w:tcW w:type="dxa" w:w="1440"/>
-          </w:tcPr>
-          <w:p>
-            <w:r>
-              <w:t>飓风“伊萨亚斯”逼近美国海岸，墨西哥湾近63%海上原油产量暂</w:t>
-            </w:r>
-          </w:p>
-        </w:tc>
-        <w:tc>
-          <w:tcPr>
-            <w:tcW w:type="dxa" w:w="1440"/>
-          </w:tcPr>
-          <w:p>
-            <w:r>
-              <w:t>7/2</w:t>
+              <w:t>6/2</w:t>
             </w:r>
           </w:p>
         </w:tc>
@@ -684,7 +684,7 @@
           </w:tcPr>
           <w:p>
             <w:r>
-              <w:t>0.541</w:t>
+              <w:t>0.578</w:t>
             </w:r>
           </w:p>
         </w:tc>
@@ -704,7 +704,7 @@
           </w:tcPr>
           <w:p>
             <w:r>
-              <w:t>综合</w:t>
+              <w:t>汽车出行</w:t>
             </w:r>
           </w:p>
         </w:tc>
@@ -714,7 +714,7 @@
           </w:tcPr>
           <w:p>
             <w:r>
-              <w:t>中央企业和中国科学院累计合作项目超1200个 经费投入超32</w:t>
+              <w:t>四部门：汽车生产企业不得作虚假、夸大或引人误解的宣传 不得诱</w:t>
             </w:r>
           </w:p>
         </w:tc>
@@ -724,7 +724,7 @@
           </w:tcPr>
           <w:p>
             <w:r>
-              <w:t>4/3</w:t>
+              <w:t>5/3</w:t>
             </w:r>
           </w:p>
         </w:tc>
@@ -746,7 +746,7 @@
         <w:pStyle w:val="Heading2"/>
       </w:pPr>
       <w:r>
-        <w:t>江淮汽车打开跌停板，跌7.97%！制动系统厂家董事长称是试车员侧向发力“别”断踏板，多家</w:t>
+        <w:t>商务部等7部门：鼓励金融机构与电商平台规范合作 加大对优质商品和服务的金融支持力度</w:t>
       </w:r>
     </w:p>
     <w:p>
@@ -755,7 +755,7 @@
           <w:color w:val="8A939E"/>
           <w:sz w:val="18"/>
         </w:rPr>
-        <w:t>热度 0.827（爆点）· 27 篇 / 3 家媒体 · 汽车出行</w:t>
+        <w:t>热度 0.746（爆点）· 10 篇 / 4 家媒体 · 消费零售</w:t>
       </w:r>
     </w:p>
     <w:p>
@@ -767,7 +767,7 @@
         <w:t>事件概述：</w:t>
       </w:r>
       <w:r>
-        <w:t>「江淮汽车打开跌停板，跌7.97%！制动系统厂家董事长称是试车员侧向发力“别”断踏板，多家上市公司」由 27 篇报道聚合而成，覆盖 3 家媒体，热度 0.827（爆点），所属板块类目：汽车出行。</w:t>
+        <w:t>「商务部等7部门：鼓励金融机构与电商平台规范合作 加大对优质商品和服务的金融支持力度」由 10 篇报道聚合而成，覆盖 4 家媒体，热度 0.746（爆点），所属板块类目：消费零售。</w:t>
       </w:r>
     </w:p>
     <w:p>
@@ -779,81 +779,7 @@
         <w:t>关键信息：</w:t>
       </w:r>
       <w:r>
-        <w:t>江淮汽车打开跌停板，跌7.97%！制动系统厂家董事长称是试车员侧向发力“别”断踏；江淮汽车，连续2日跌停；程智鹏：江淮汽车再跌停！蒸发110亿，"华为期权"神话破灭？</w:t>
-      </w:r>
-    </w:p>
-    <w:p>
-      <w:r>
-        <w:rPr>
-          <w:b/>
-          <w:color w:val="16324F"/>
-        </w:rPr>
-        <w:t>市场影响：</w:t>
-      </w:r>
-      <w:r>
-        <w:t>关联板块代码：BK0854、BK0953、BK1211、BK000060。（LLM 不可用，未生成研判，以上为检索与统计事实）</w:t>
-      </w:r>
-    </w:p>
-    <w:p>
-      <w:r>
-        <w:rPr>
-          <w:b/>
-          <w:color w:val="16324F"/>
-        </w:rPr>
-        <w:t>关注要点：</w:t>
-      </w:r>
-      <w:r>
-        <w:t>建议人工复核该事件的后续进展与板块联动。</w:t>
-      </w:r>
-    </w:p>
-    <w:p>
-      <w:r>
-        <w:rPr>
-          <w:color w:val="8A939E"/>
-          <w:sz w:val="17"/>
-        </w:rPr>
-        <w:t>引用：[1]江淮汽车打开跌停板，跌7.97%！制动系统厂家董事长 / [2]江淮汽车，连续2日跌停 / [3]程智鹏：江淮汽车再跌停！蒸发110亿，"华为期权"神 / [4]江淮汽车封死跌停！百万豪车尊界V800被曝测试中刹车</w:t>
-      </w:r>
-    </w:p>
-    <w:p>
-      <w:pPr>
-        <w:pStyle w:val="Heading2"/>
-      </w:pPr>
-      <w:r>
-        <w:t>商务部等7部门：鼓励金融机构与电商平台规范合作 加大对优质商品和服务的金融支持力度</w:t>
-      </w:r>
-    </w:p>
-    <w:p>
-      <w:r>
-        <w:rPr>
-          <w:color w:val="8A939E"/>
-          <w:sz w:val="18"/>
-        </w:rPr>
-        <w:t>热度 0.698（爆点）· 10 篇 / 4 家媒体 · 消费零售</w:t>
-      </w:r>
-    </w:p>
-    <w:p>
-      <w:r>
-        <w:rPr>
-          <w:b/>
-          <w:color w:val="16324F"/>
-        </w:rPr>
-        <w:t>事件概述：</w:t>
-      </w:r>
-      <w:r>
-        <w:t>「商务部等7部门：鼓励金融机构与电商平台规范合作 加大对优质商品和服务的金融支持力度」由 10 篇报道聚合而成，覆盖 4 家媒体，热度 0.698（爆点），所属板块类目：消费零售。</w:t>
-      </w:r>
-    </w:p>
-    <w:p>
-      <w:r>
-        <w:rPr>
-          <w:b/>
-          <w:color w:val="16324F"/>
-        </w:rPr>
-        <w:t>关键信息：</w:t>
-      </w:r>
-      <w:r>
-        <w:t>商务部等7部门：鼓励金融机构与电商平台规范合作 加大对优质商品和服务的金融支持力；商务部等7部门：推动电商平台持续优化商品展示、推荐和营销活动机制；商务部等7部门：开展“电商+产业带”培育行动 鼓励各地规划布局电商选品中心</w:t>
+        <w:t>商务部等7部门：鼓励金融机构与电商平台规范合作 加大对优质商品和服务的金融支持力；商务部等7部门：推动电商平台持续优化商品展示、推荐和营销活动机制；七部门：推动电商领域高水平开放 深化“丝路电商”多双边合作机制</w:t>
       </w:r>
     </w:p>
     <w:p>
@@ -886,155 +812,7 @@
           <w:color w:val="8A939E"/>
           <w:sz w:val="17"/>
         </w:rPr>
-        <w:t>引用：[1]商务部等7部门：鼓励金融机构与电商平台规范合作 加大 / [2]商务部等7部门：推动电商平台持续优化商品展示、推荐和 / [3]商务部等7部门：开展“电商+产业带”培育行动 鼓励各 / [4]七部门：推动电商领域高水平开放 深化“丝路电商”多双</w:t>
-      </w:r>
-    </w:p>
-    <w:p>
-      <w:pPr>
-        <w:pStyle w:val="Heading2"/>
-      </w:pPr>
-      <w:r>
-        <w:t>内盘商品期货开盘，沪锡跌近5%，碳酸锂跌超3%，乙二醇（EG）、沪铅跌超2%，沪</w:t>
-      </w:r>
-    </w:p>
-    <w:p>
-      <w:r>
-        <w:rPr>
-          <w:color w:val="8A939E"/>
-          <w:sz w:val="18"/>
-        </w:rPr>
-        <w:t>热度 0.695（爆点）· 13 篇 / 3 家媒体 · 大宗与能化</w:t>
-      </w:r>
-    </w:p>
-    <w:p>
-      <w:r>
-        <w:rPr>
-          <w:b/>
-          <w:color w:val="16324F"/>
-        </w:rPr>
-        <w:t>事件概述：</w:t>
-      </w:r>
-      <w:r>
-        <w:t>「内盘商品期货开盘，沪锡跌近5%，碳酸锂跌超3%，乙二醇（EG）、沪铅跌超2%，沪」由 13 篇报道聚合而成，覆盖 3 家媒体，热度 0.695（爆点），所属板块类目：大宗与能化。</w:t>
-      </w:r>
-    </w:p>
-    <w:p>
-      <w:r>
-        <w:rPr>
-          <w:b/>
-          <w:color w:val="16324F"/>
-        </w:rPr>
-        <w:t>关键信息：</w:t>
-      </w:r>
-      <w:r>
-        <w:t>内盘商品期货开盘，沪锡跌近5%，碳酸锂跌超3%，乙二醇（EG）、沪铅跌超2%，沪；开盘|国内期货主力合约跌多涨少，沪锡跌近5%；国内商品期货夜盘开盘 主力合约多数下跌</w:t>
-      </w:r>
-    </w:p>
-    <w:p>
-      <w:r>
-        <w:rPr>
-          <w:b/>
-          <w:color w:val="16324F"/>
-        </w:rPr>
-        <w:t>市场影响：</w:t>
-      </w:r>
-      <w:r>
-        <w:t>关联板块代码：本簇未携带板块标签。（LLM 不可用，未生成研判，以上为检索与统计事实）</w:t>
-      </w:r>
-    </w:p>
-    <w:p>
-      <w:r>
-        <w:rPr>
-          <w:b/>
-          <w:color w:val="16324F"/>
-        </w:rPr>
-        <w:t>关注要点：</w:t>
-      </w:r>
-      <w:r>
-        <w:t>建议人工复核该事件的后续进展与板块联动。</w:t>
-      </w:r>
-    </w:p>
-    <w:p>
-      <w:r>
-        <w:rPr>
-          <w:color w:val="8A939E"/>
-          <w:sz w:val="17"/>
-        </w:rPr>
-        <w:t>引用：[1]内盘商品期货开盘，沪锡跌近5%，碳酸锂跌超3%，乙二 / [2]开盘|国内期货主力合约跌多涨少，沪锡跌近5% / [3]国内商品期货夜盘开盘 主力合约多数下跌 / [4]夜盘商品期货开盘，20号胶主力合约涨超2%，橡胶涨近</w:t>
-      </w:r>
-    </w:p>
-    <w:p>
-      <w:pPr>
-        <w:pStyle w:val="Heading2"/>
-      </w:pPr>
-      <w:r>
-        <w:t>理响中国·聚焦2026中国经济丨出行热、消费旺、文旅火 四组数据解读国庆假期新气象</w:t>
-      </w:r>
-    </w:p>
-    <w:p>
-      <w:r>
-        <w:rPr>
-          <w:color w:val="8A939E"/>
-          <w:sz w:val="18"/>
-        </w:rPr>
-        <w:t>热度 0.680（爆点）· 19 篇 / 2 家媒体 · 综合</w:t>
-      </w:r>
-    </w:p>
-    <w:p>
-      <w:r>
-        <w:rPr>
-          <w:b/>
-          <w:color w:val="16324F"/>
-        </w:rPr>
-        <w:t>事件概述：</w:t>
-      </w:r>
-      <w:r>
-        <w:t>「理响中国·聚焦2026中国经济丨出行热、消费旺、文旅火 四组数据解读国庆假期新气象」由 19 篇报道聚合而成，覆盖 2 家媒体，热度 0.68（爆点），所属板块类目：综合。</w:t>
-      </w:r>
-    </w:p>
-    <w:p>
-      <w:r>
-        <w:rPr>
-          <w:b/>
-          <w:color w:val="16324F"/>
-        </w:rPr>
-        <w:t>关键信息：</w:t>
-      </w:r>
-      <w:r>
-        <w:t>理响中国·聚焦2026中国经济丨出行热、消费旺、文旅火 四组数据解读国庆假期新气；这组数据，读懂国庆假期消费新气象；新华社经济随笔：从国庆文旅热看中国消费活力</w:t>
-      </w:r>
-    </w:p>
-    <w:p>
-      <w:r>
-        <w:rPr>
-          <w:b/>
-          <w:color w:val="16324F"/>
-        </w:rPr>
-        <w:t>市场影响：</w:t>
-      </w:r>
-      <w:r>
-        <w:t>关联板块代码：本簇未携带板块标签。（LLM 不可用，未生成研判，以上为检索与统计事实）</w:t>
-      </w:r>
-    </w:p>
-    <w:p>
-      <w:r>
-        <w:rPr>
-          <w:b/>
-          <w:color w:val="16324F"/>
-        </w:rPr>
-        <w:t>关注要点：</w:t>
-      </w:r>
-      <w:r>
-        <w:t>建议人工复核该事件的后续进展与板块联动。</w:t>
-      </w:r>
-    </w:p>
-    <w:p>
-      <w:r>
-        <w:rPr>
-          <w:color w:val="8A939E"/>
-          <w:sz w:val="17"/>
-        </w:rPr>
-        <w:t>引用：[1]理响中国·聚焦2026中国经济丨出行热、消费旺、文旅 / [2]这组数据，读懂国庆假期消费新气象 / [3]新华社经济随笔：从国庆文旅热看中国消费活力 / [4]好评中国｜AI漫评：假日消费红火升腾，“流动中国”奋</w:t>
+        <w:t>引用：[1]商务部等7部门：鼓励金融机构与电商平台规范合作 加大 / [2]商务部等7部门：推动电商平台持续优化商品展示、推荐和 / [3]七部门：推动电商领域高水平开放 深化“丝路电商”多双 / [4]商务部等7部门：开展“电商+产业带”培育行动 鼓励各</w:t>
       </w:r>
     </w:p>
     <w:p>
@@ -1051,7 +829,7 @@
           <w:color w:val="8A939E"/>
           <w:sz w:val="18"/>
         </w:rPr>
-        <w:t>热度 0.664（爆点）· 10 篇 / 2 家媒体 · 综合</w:t>
+        <w:t>热度 0.711（爆点）· 10 篇 / 2 家媒体 · 综合</w:t>
       </w:r>
     </w:p>
     <w:p>
@@ -1063,7 +841,7 @@
         <w:t>事件概述：</w:t>
       </w:r>
       <w:r>
-        <w:t>「财经早报丨“不预设汇率目标水平”，央行权威表态来了，特朗普称11月3日前不会攻击伊朗丨2026年」由 10 篇报道聚合而成，覆盖 2 家媒体，热度 0.664（爆点），所属板块类目：综合。</w:t>
+        <w:t>「财经早报丨“不预设汇率目标水平”，央行权威表态来了，特朗普称11月3日前不会攻击伊朗丨2026年」由 10 篇报道聚合而成，覆盖 2 家媒体，热度 0.711（爆点），所属板块类目：综合。</w:t>
       </w:r>
     </w:p>
     <w:p>
@@ -1108,7 +886,229 @@
           <w:color w:val="8A939E"/>
           <w:sz w:val="17"/>
         </w:rPr>
-        <w:t>引用：[1]财经早报丨“不预设汇率目标水平”，央行权威表态来了， / [2]美国国债上涨 此前特朗普称中期选举前不会攻击伊朗 / [3]特朗普：不会在中期选举之前攻击伊朗 / [4]“不预设汇率目标水平”，央行权威表态来了</w:t>
+        <w:t xml:space="preserve">引用：[1]财经早报丨“不预设汇率目标水平”，央行权威表态来了， / [2]美国国债上涨 此前特朗普称中期选举前不会攻击伊朗 / [3]特朗普：不会在中期选举之前攻击伊朗 / [4]10月9日外盘头条：特朗普称中期选举前不会攻击伊朗 </w:t>
+      </w:r>
+    </w:p>
+    <w:p>
+      <w:pPr>
+        <w:pStyle w:val="Heading2"/>
+      </w:pPr>
+      <w:r>
+        <w:t>江淮汽车打开跌停板，跌7.97%！制动系统厂家董事长称是试车员侧向发力“别”断踏板，多家</w:t>
+      </w:r>
+    </w:p>
+    <w:p>
+      <w:r>
+        <w:rPr>
+          <w:color w:val="8A939E"/>
+          <w:sz w:val="18"/>
+        </w:rPr>
+        <w:t>热度 0.700（爆点）· 17 篇 / 3 家媒体 · 综合</w:t>
+      </w:r>
+    </w:p>
+    <w:p>
+      <w:r>
+        <w:rPr>
+          <w:b/>
+          <w:color w:val="16324F"/>
+        </w:rPr>
+        <w:t>事件概述：</w:t>
+      </w:r>
+      <w:r>
+        <w:t>「江淮汽车打开跌停板，跌7.97%！制动系统厂家董事长称是试车员侧向发力“别”断踏板，多家上市公司」由 17 篇报道聚合而成，覆盖 3 家媒体，热度 0.7（爆点），所属板块类目：综合。</w:t>
+      </w:r>
+    </w:p>
+    <w:p>
+      <w:r>
+        <w:rPr>
+          <w:b/>
+          <w:color w:val="16324F"/>
+        </w:rPr>
+        <w:t>关键信息：</w:t>
+      </w:r>
+      <w:r>
+        <w:t>江淮汽车打开跌停板，跌7.97%！制动系统厂家董事长称是试车员侧向发力“别”断踏；江淮汽车，连续2日跌停；程智鹏：江淮汽车再跌停！蒸发110亿，"华为期权"神话破灭？</w:t>
+      </w:r>
+    </w:p>
+    <w:p>
+      <w:r>
+        <w:rPr>
+          <w:b/>
+          <w:color w:val="16324F"/>
+        </w:rPr>
+        <w:t>市场影响：</w:t>
+      </w:r>
+      <w:r>
+        <w:t>关联板块代码：本簇未携带板块标签。（LLM 不可用，未生成研判，以上为检索与统计事实）</w:t>
+      </w:r>
+    </w:p>
+    <w:p>
+      <w:r>
+        <w:rPr>
+          <w:b/>
+          <w:color w:val="16324F"/>
+        </w:rPr>
+        <w:t>关注要点：</w:t>
+      </w:r>
+      <w:r>
+        <w:t>建议人工复核该事件的后续进展与板块联动。</w:t>
+      </w:r>
+    </w:p>
+    <w:p>
+      <w:r>
+        <w:rPr>
+          <w:color w:val="8A939E"/>
+          <w:sz w:val="17"/>
+        </w:rPr>
+        <w:t>引用：[1]江淮汽车打开跌停板，跌7.97%！制动系统厂家董事长 / [2]江淮汽车，连续2日跌停 / [3]程智鹏：江淮汽车再跌停！蒸发110亿，"华为期权"神 / [4]“刹车踏板断裂”冲上热搜，尊界、懂车帝回应</w:t>
+      </w:r>
+    </w:p>
+    <w:p>
+      <w:pPr>
+        <w:pStyle w:val="Heading2"/>
+      </w:pPr>
+      <w:r>
+        <w:t>中概股深夜爆发，小米涨超9%，美股光通信股走强，Lumentum涨超5%，运营商巨头暴跌</w:t>
+      </w:r>
+    </w:p>
+    <w:p>
+      <w:r>
+        <w:rPr>
+          <w:color w:val="8A939E"/>
+          <w:sz w:val="18"/>
+        </w:rPr>
+        <w:t>热度 0.647（爆点）· 8 篇 / 3 家媒体 · 金融市场</w:t>
+      </w:r>
+    </w:p>
+    <w:p>
+      <w:r>
+        <w:rPr>
+          <w:b/>
+          <w:color w:val="16324F"/>
+        </w:rPr>
+        <w:t>事件概述：</w:t>
+      </w:r>
+      <w:r>
+        <w:t>「中概股深夜爆发，小米涨超9%，美股光通信股走强，Lumentum涨超5%，运营商巨头暴跌」由 8 篇报道聚合而成，覆盖 3 家媒体，热度 0.647（爆点），所属板块类目：金融市场。</w:t>
+      </w:r>
+    </w:p>
+    <w:p>
+      <w:r>
+        <w:rPr>
+          <w:b/>
+          <w:color w:val="16324F"/>
+        </w:rPr>
+        <w:t>关键信息：</w:t>
+      </w:r>
+      <w:r>
+        <w:t>中概股深夜爆发，小米涨超9%，美股光通信股走强，Lumentum涨超5%，运营商；港股收评：恒指涨1.79% 科指涨3.06% 科网股普涨 小米涨超9% 黄金股集；利空突现！美股三大巨头，集体暴跌！马斯克，重大宣布</w:t>
+      </w:r>
+    </w:p>
+    <w:p>
+      <w:r>
+        <w:rPr>
+          <w:b/>
+          <w:color w:val="16324F"/>
+        </w:rPr>
+        <w:t>市场影响：</w:t>
+      </w:r>
+      <w:r>
+        <w:t>关联板块代码：BK0800。（LLM 不可用，未生成研判，以上为检索与统计事实）</w:t>
+      </w:r>
+    </w:p>
+    <w:p>
+      <w:r>
+        <w:rPr>
+          <w:b/>
+          <w:color w:val="16324F"/>
+        </w:rPr>
+        <w:t>关注要点：</w:t>
+      </w:r>
+      <w:r>
+        <w:t>建议人工复核该事件的后续进展与板块联动。</w:t>
+      </w:r>
+    </w:p>
+    <w:p>
+      <w:r>
+        <w:rPr>
+          <w:color w:val="8A939E"/>
+          <w:sz w:val="17"/>
+        </w:rPr>
+        <w:t>引用：[1]中概股深夜爆发，小米涨超9%，美股光通信股走强，Lu / [2]港股收评：恒指涨1.79% 科指涨3.06% 科网股 / [3]利空突现！美股三大巨头，集体暴跌！马斯克，重大宣布 / [4]恒生科技指数盘中涨超2%，小米涨超5%。</w:t>
+      </w:r>
+    </w:p>
+    <w:p>
+      <w:pPr>
+        <w:pStyle w:val="Heading2"/>
+      </w:pPr>
+      <w:r>
+        <w:t>飓风“伊萨亚斯”逼近美国海岸，墨西哥湾近63%海上原油产量暂停</w:t>
+      </w:r>
+    </w:p>
+    <w:p>
+      <w:r>
+        <w:rPr>
+          <w:color w:val="8A939E"/>
+          <w:sz w:val="18"/>
+        </w:rPr>
+        <w:t>热度 0.611（爆点）· 8 篇 / 2 家媒体 · 国际市场</w:t>
+      </w:r>
+    </w:p>
+    <w:p>
+      <w:r>
+        <w:rPr>
+          <w:b/>
+          <w:color w:val="16324F"/>
+        </w:rPr>
+        <w:t>事件概述：</w:t>
+      </w:r>
+      <w:r>
+        <w:t>「飓风“伊萨亚斯”逼近美国海岸，墨西哥湾近63%海上原油产量暂停」由 8 篇报道聚合而成，覆盖 2 家媒体，热度 0.611（爆点），所属板块类目：国际市场。</w:t>
+      </w:r>
+    </w:p>
+    <w:p>
+      <w:r>
+        <w:rPr>
+          <w:b/>
+          <w:color w:val="16324F"/>
+        </w:rPr>
+        <w:t>关键信息：</w:t>
+      </w:r>
+      <w:r>
+        <w:t>飓风“伊萨亚斯”逼近美国海岸，墨西哥湾近63%海上原油产量暂停；飓风“伊萨亚斯”导致墨西哥湾近四分之三原油产量关停；“伊赛亚斯”升级为三级飓风，美国墨西哥湾近四分之三原油停产</w:t>
+      </w:r>
+    </w:p>
+    <w:p>
+      <w:r>
+        <w:rPr>
+          <w:b/>
+          <w:color w:val="16324F"/>
+        </w:rPr>
+        <w:t>市场影响：</w:t>
+      </w:r>
+      <w:r>
+        <w:t>关联板块代码：本簇未携带板块标签。（LLM 不可用，未生成研判，以上为检索与统计事实）</w:t>
+      </w:r>
+    </w:p>
+    <w:p>
+      <w:r>
+        <w:rPr>
+          <w:b/>
+          <w:color w:val="16324F"/>
+        </w:rPr>
+        <w:t>关注要点：</w:t>
+      </w:r>
+      <w:r>
+        <w:t>建议人工复核该事件的后续进展与板块联动。</w:t>
+      </w:r>
+    </w:p>
+    <w:p>
+      <w:r>
+        <w:rPr>
+          <w:color w:val="8A939E"/>
+          <w:sz w:val="17"/>
+        </w:rPr>
+        <w:t>引用：[1]飓风“伊萨亚斯”逼近美国海岸，墨西哥湾近63%海上原 / [2]飓风“伊萨亚斯”导致墨西哥湾近四分之三原油产量关停 / [3]“伊赛亚斯”升级为三级飓风，美国墨西哥湾近四分之三原 / [4]飓风来袭！美墨西哥湾紧急停工 原油产量损失预计达90</w:t>
       </w:r>
     </w:p>
     <w:p>
@@ -1127,7 +1127,7 @@
         <w:pStyle w:val="ListBullet"/>
       </w:pPr>
       <w:r>
-        <w:t>采集：6 家媒体公开接口，累计入库 14,140 条</w:t>
+        <w:t>采集：6 家媒体公开接口，累计入库 14,350 条</w:t>
       </w:r>
     </w:p>
     <w:p>
@@ -1135,7 +1135,7 @@
         <w:pStyle w:val="ListBullet"/>
       </w:pPr>
       <w:r>
-        <w:t>三层去重：2,524 → 2,181 条（精确144/SimHash39/语义160）</w:t>
+        <w:t>三层去重：2,501 → 2,148 条（精确162/SimHash31/语义160）</w:t>
       </w:r>
     </w:p>
     <w:p>
